--- a/2-G-2/4-week-4/4-worksheet/Computer Worksheet G2 W4.docx
+++ b/2-G-2/4-week-4/4-worksheet/Computer Worksheet G2 W4.docx
@@ -136,55 +136,65 @@
                 <w:bCs/>
                 <w:sz w:val="28"/>
                 <w:szCs w:val="28"/>
-                <w:lang w:val="en-GB"/>
+                <w:lang w:bidi="ar-EG"/>
               </w:rPr>
             </w:pPr>
             <w:r>
               <w:rPr>
                 <w:rFonts w:asciiTheme="minorBidi" w:hAnsiTheme="minorBidi"/>
+                <w:b/>
+                <w:bCs/>
+                <w:sz w:val="28"/>
+                <w:szCs w:val="28"/>
+                <w:lang w:bidi="ar-EG"/>
+              </w:rPr>
+              <w:t>2</w:t>
+            </w:r>
+          </w:p>
+        </w:tc>
+      </w:tr>
+      <w:tr>
+        <w:tc>
+          <w:tcPr>
+            <w:tcW w:w="1895" w:type="dxa"/>
+            <w:shd w:val="clear" w:color="auto" w:fill="BFBFBF" w:themeFill="background1" w:themeFillShade="BF"/>
+          </w:tcPr>
+          <w:p>
+            <w:pPr>
+              <w:jc w:val="right"/>
+              <w:rPr>
+                <w:rFonts w:asciiTheme="minorBidi" w:hAnsiTheme="minorBidi"/>
+                <w:b/>
+                <w:bCs/>
+              </w:rPr>
+            </w:pPr>
+            <w:r>
+              <w:rPr>
+                <w:rFonts w:asciiTheme="minorBidi" w:hAnsiTheme="minorBidi"/>
+                <w:b/>
+                <w:bCs/>
+              </w:rPr>
+              <w:t xml:space="preserve">Subject </w:t>
+            </w:r>
+          </w:p>
+        </w:tc>
+        <w:tc>
+          <w:tcPr>
+            <w:tcW w:w="4961" w:type="dxa"/>
+          </w:tcPr>
+          <w:p>
+            <w:pPr>
+              <w:jc w:val="center"/>
+              <w:rPr>
+                <w:rFonts w:ascii="Comic Sans MS" w:hAnsi="Comic Sans MS"/>
                 <w:b/>
                 <w:bCs/>
                 <w:sz w:val="28"/>
                 <w:szCs w:val="28"/>
                 <w:lang w:val="en-GB"/>
               </w:rPr>
-              <w:t>2</w:t>
-            </w:r>
-          </w:p>
-        </w:tc>
-      </w:tr>
-      <w:tr>
-        <w:tc>
-          <w:tcPr>
-            <w:tcW w:w="1895" w:type="dxa"/>
-            <w:shd w:val="clear" w:color="auto" w:fill="BFBFBF" w:themeFill="background1" w:themeFillShade="BF"/>
-          </w:tcPr>
-          <w:p>
-            <w:pPr>
-              <w:jc w:val="right"/>
-              <w:rPr>
-                <w:rFonts w:asciiTheme="minorBidi" w:hAnsiTheme="minorBidi"/>
-                <w:b/>
-                <w:bCs/>
-              </w:rPr>
-            </w:pPr>
-            <w:r>
-              <w:rPr>
-                <w:rFonts w:asciiTheme="minorBidi" w:hAnsiTheme="minorBidi"/>
-                <w:b/>
-                <w:bCs/>
-              </w:rPr>
-              <w:t xml:space="preserve">Subject </w:t>
-            </w:r>
-          </w:p>
-        </w:tc>
-        <w:tc>
-          <w:tcPr>
-            <w:tcW w:w="4961" w:type="dxa"/>
-          </w:tcPr>
-          <w:p>
-            <w:pPr>
-              <w:jc w:val="center"/>
+            </w:pPr>
+            <w:r>
               <w:rPr>
                 <w:rFonts w:ascii="Comic Sans MS" w:hAnsi="Comic Sans MS"/>
                 <w:b/>
@@ -193,119 +203,111 @@
                 <w:szCs w:val="28"/>
                 <w:lang w:val="en-GB"/>
               </w:rPr>
-            </w:pPr>
-            <w:r>
-              <w:rPr>
-                <w:rFonts w:ascii="Comic Sans MS" w:hAnsi="Comic Sans MS"/>
+              <w:t>Computer</w:t>
+            </w:r>
+          </w:p>
+        </w:tc>
+        <w:tc>
+          <w:tcPr>
+            <w:tcW w:w="1559" w:type="dxa"/>
+            <w:shd w:val="clear" w:color="auto" w:fill="BFBFBF" w:themeFill="background1" w:themeFillShade="BF"/>
+          </w:tcPr>
+          <w:p>
+            <w:pPr>
+              <w:jc w:val="right"/>
+              <w:rPr>
+                <w:rFonts w:asciiTheme="minorBidi" w:hAnsiTheme="minorBidi"/>
+                <w:b/>
+                <w:bCs/>
+                <w:rtl/>
+                <w:lang w:bidi="ar-EG"/>
+              </w:rPr>
+            </w:pPr>
+            <w:r>
+              <w:rPr>
+                <w:rFonts w:asciiTheme="minorBidi" w:hAnsiTheme="minorBidi"/>
+                <w:b/>
+                <w:bCs/>
+              </w:rPr>
+              <w:t xml:space="preserve">  Week No.</w:t>
+            </w:r>
+          </w:p>
+        </w:tc>
+        <w:tc>
+          <w:tcPr>
+            <w:tcW w:w="2583" w:type="dxa"/>
+          </w:tcPr>
+          <w:p>
+            <w:pPr>
+              <w:jc w:val="center"/>
+              <w:rPr>
+                <w:rFonts w:asciiTheme="minorBidi" w:hAnsiTheme="minorBidi"/>
+                <w:b/>
+                <w:bCs/>
+                <w:lang w:bidi="ar-EG"/>
+              </w:rPr>
+            </w:pPr>
+            <w:r>
+              <w:rPr>
+                <w:rFonts w:asciiTheme="minorBidi" w:hAnsiTheme="minorBidi"/>
+                <w:b/>
+                <w:bCs/>
+                <w:lang w:bidi="ar-EG"/>
+              </w:rPr>
+              <w:t>4</w:t>
+            </w:r>
+          </w:p>
+        </w:tc>
+      </w:tr>
+      <w:tr>
+        <w:tc>
+          <w:tcPr>
+            <w:tcW w:w="1895" w:type="dxa"/>
+            <w:shd w:val="clear" w:color="auto" w:fill="BFBFBF" w:themeFill="background1" w:themeFillShade="BF"/>
+          </w:tcPr>
+          <w:p>
+            <w:pPr>
+              <w:jc w:val="right"/>
+              <w:rPr>
+                <w:rFonts w:asciiTheme="minorBidi" w:hAnsiTheme="minorBidi"/>
+                <w:b/>
+                <w:bCs/>
+              </w:rPr>
+            </w:pPr>
+            <w:r>
+              <w:rPr>
+                <w:rFonts w:asciiTheme="minorBidi" w:hAnsiTheme="minorBidi"/>
+                <w:b/>
+                <w:bCs/>
+              </w:rPr>
+              <w:t>Lesson Title</w:t>
+            </w:r>
+          </w:p>
+        </w:tc>
+        <w:tc>
+          <w:tcPr>
+            <w:tcW w:w="4961" w:type="dxa"/>
+          </w:tcPr>
+          <w:p>
+            <w:pPr>
+              <w:jc w:val="center"/>
+              <w:rPr>
+                <w:rFonts w:ascii="Comic Sans MS" w:hAnsi="Comic Sans MS" w:hint="cs"/>
                 <w:b/>
                 <w:bCs/>
                 <w:sz w:val="28"/>
                 <w:szCs w:val="28"/>
-                <w:lang w:val="en-GB"/>
-              </w:rPr>
-              <w:t>Computer</w:t>
-            </w:r>
-          </w:p>
-        </w:tc>
-        <w:tc>
-          <w:tcPr>
-            <w:tcW w:w="1559" w:type="dxa"/>
-            <w:shd w:val="clear" w:color="auto" w:fill="BFBFBF" w:themeFill="background1" w:themeFillShade="BF"/>
-          </w:tcPr>
-          <w:p>
-            <w:pPr>
-              <w:jc w:val="right"/>
-              <w:rPr>
-                <w:rFonts w:asciiTheme="minorBidi" w:hAnsiTheme="minorBidi"/>
-                <w:b/>
-                <w:bCs/>
-              </w:rPr>
-            </w:pPr>
-            <w:r>
-              <w:rPr>
-                <w:rFonts w:asciiTheme="minorBidi" w:hAnsiTheme="minorBidi"/>
-                <w:b/>
-                <w:bCs/>
-              </w:rPr>
-              <w:t xml:space="preserve">  Week No.</w:t>
-            </w:r>
-          </w:p>
-        </w:tc>
-        <w:tc>
-          <w:tcPr>
-            <w:tcW w:w="2583" w:type="dxa"/>
-          </w:tcPr>
-          <w:p>
-            <w:pPr>
-              <w:jc w:val="center"/>
-              <w:rPr>
-                <w:rFonts w:asciiTheme="minorBidi" w:hAnsiTheme="minorBidi"/>
-                <w:b/>
-                <w:bCs/>
-                <w:lang w:val="en-GB"/>
-              </w:rPr>
-            </w:pPr>
-            <w:r>
-              <w:rPr>
-                <w:rFonts w:asciiTheme="minorBidi" w:hAnsiTheme="minorBidi"/>
-                <w:b/>
-                <w:bCs/>
-                <w:lang w:val="en-GB"/>
-              </w:rPr>
-              <w:t>4</w:t>
-            </w:r>
-          </w:p>
-        </w:tc>
-      </w:tr>
-      <w:tr>
-        <w:tc>
-          <w:tcPr>
-            <w:tcW w:w="1895" w:type="dxa"/>
-            <w:shd w:val="clear" w:color="auto" w:fill="BFBFBF" w:themeFill="background1" w:themeFillShade="BF"/>
-          </w:tcPr>
-          <w:p>
-            <w:pPr>
-              <w:jc w:val="right"/>
-              <w:rPr>
-                <w:rFonts w:asciiTheme="minorBidi" w:hAnsiTheme="minorBidi"/>
-                <w:b/>
-                <w:bCs/>
-              </w:rPr>
-            </w:pPr>
-            <w:r>
-              <w:rPr>
-                <w:rFonts w:asciiTheme="minorBidi" w:hAnsiTheme="minorBidi"/>
-                <w:b/>
-                <w:bCs/>
-              </w:rPr>
-              <w:t>Lesson Title</w:t>
-            </w:r>
-          </w:p>
-        </w:tc>
-        <w:tc>
-          <w:tcPr>
-            <w:tcW w:w="4961" w:type="dxa"/>
-          </w:tcPr>
-          <w:p>
-            <w:pPr>
-              <w:jc w:val="center"/>
+                <w:rtl/>
+                <w:lang w:bidi="ar-EG"/>
+              </w:rPr>
+            </w:pPr>
+            <w:r>
               <w:rPr>
                 <w:rFonts w:ascii="Comic Sans MS" w:hAnsi="Comic Sans MS"/>
                 <w:b/>
                 <w:bCs/>
                 <w:sz w:val="28"/>
                 <w:szCs w:val="28"/>
-                <w:lang w:val="en-GB"/>
-              </w:rPr>
-            </w:pPr>
-            <w:r>
-              <w:rPr>
-                <w:rFonts w:ascii="Comic Sans MS" w:hAnsi="Comic Sans MS"/>
-                <w:b/>
-                <w:bCs/>
-                <w:sz w:val="28"/>
-                <w:szCs w:val="28"/>
-                <w:lang w:val="en-GB"/>
               </w:rPr>
               <w:t>Types of Files</w:t>
             </w:r>
@@ -394,7 +396,29 @@
           <w:sz w:val="36"/>
           <w:szCs w:val="36"/>
         </w:rPr>
-        <w:t xml:space="preserve">heet No. (    </w:t>
+        <w:t xml:space="preserve">heet No. </w:t>
+      </w:r>
+      <w:proofErr w:type="gramStart"/>
+      <w:r>
+        <w:rPr>
+          <w:rFonts w:ascii="Lucida Bright" w:hAnsi="Lucida Bright"/>
+          <w:b/>
+          <w:bCs/>
+          <w:sz w:val="36"/>
+          <w:szCs w:val="36"/>
+        </w:rPr>
+        <w:t xml:space="preserve">(  </w:t>
+      </w:r>
+      <w:proofErr w:type="gramEnd"/>
+      <w:r>
+        <w:rPr>
+          <w:rFonts w:ascii="Lucida Bright" w:hAnsi="Lucida Bright"/>
+          <w:b/>
+          <w:bCs/>
+          <w:sz w:val="36"/>
+          <w:szCs w:val="36"/>
+        </w:rPr>
+        <w:t xml:space="preserve">  </w:t>
       </w:r>
       <w:r>
         <w:rPr>
@@ -414,17 +438,30 @@
           <w:sz w:val="36"/>
           <w:szCs w:val="36"/>
         </w:rPr>
-        <w:t xml:space="preserve">   )</w:t>
+        <w:t xml:space="preserve"> </w:t>
       </w:r>
+      <w:proofErr w:type="gramStart"/>
+      <w:r>
+        <w:rPr>
+          <w:rFonts w:ascii="Lucida Bright" w:hAnsi="Lucida Bright"/>
+          <w:b/>
+          <w:bCs/>
+          <w:sz w:val="36"/>
+          <w:szCs w:val="36"/>
+        </w:rPr>
+        <w:t xml:space="preserve">  )</w:t>
+      </w:r>
+      <w:proofErr w:type="gramEnd"/>
     </w:p>
     <w:p>
       <w:pPr>
         <w:jc w:val="right"/>
         <w:rPr>
-          <w:b/>
           <w:bCs/>
           <w:sz w:val="36"/>
           <w:szCs w:val="36"/>
+          <w:rtl/>
+          <w:lang w:bidi="ar-EG"/>
         </w:rPr>
       </w:pPr>
       <w:r>
@@ -465,11 +502,14 @@
     </w:p>
     <w:p>
       <w:pPr>
-        <w:bidi w:val="0"/>
+        <w:jc w:val="right"/>
         <w:rPr>
-          <w:rFonts w:ascii="Lucida Bright" w:hAnsi="Lucida Bright"/>
+          <w:b/>
+          <w:bCs/>
           <w:sz w:val="36"/>
           <w:szCs w:val="36"/>
+          <w:rtl/>
+          <w:lang w:bidi="ar-EG"/>
         </w:rPr>
       </w:pPr>
     </w:p>
@@ -613,10 +653,10 @@
                 <w:lang w:val="en-GB" w:eastAsia="en-GB"/>
               </w:rPr>
               <w:drawing>
-                <wp:inline distT="0" distB="0" distL="0" distR="0" wp14:anchorId="4A2D8101" wp14:editId="30B6360C">
+                <wp:inline distT="0" distB="0" distL="0" distR="0" wp14:anchorId="2857AB55" wp14:editId="3B2DDDB7">
                   <wp:extent cx="1724025" cy="1962150"/>
                   <wp:effectExtent l="0" t="0" r="0" b="0"/>
-                  <wp:docPr id="1" name="Picture 1"/>
+                  <wp:docPr id="1" name="Picture 1" descr="A blue paper with a picture of mountains&#10;&#10;AI-generated content may be incorrect."/>
                   <wp:cNvGraphicFramePr>
                     <a:graphicFrameLocks xmlns:a="http://schemas.openxmlformats.org/drawingml/2006/main" noChangeAspect="1"/>
                   </wp:cNvGraphicFramePr>
@@ -624,7 +664,7 @@
                     <a:graphicData uri="http://schemas.openxmlformats.org/drawingml/2006/picture">
                       <pic:pic xmlns:pic="http://schemas.openxmlformats.org/drawingml/2006/picture">
                         <pic:nvPicPr>
-                          <pic:cNvPr id="0" name="image-file.png"/>
+                          <pic:cNvPr id="1" name="Picture 1" descr="A blue paper with a picture of mountains&#10;&#10;AI-generated content may be incorrect."/>
                           <pic:cNvPicPr/>
                         </pic:nvPicPr>
                         <pic:blipFill>
@@ -659,10 +699,12 @@
         <w:tc>
           <w:tcPr>
             <w:tcW w:w="3104" w:type="dxa"/>
+            <w:vAlign w:val="center"/>
           </w:tcPr>
           <w:p>
             <w:pPr>
               <w:bidi w:val="0"/>
+              <w:jc w:val="center"/>
               <w:rPr>
                 <w:rFonts w:ascii="Lucida Bright" w:hAnsi="Lucida Bright"/>
                 <w:sz w:val="36"/>
@@ -673,6 +715,7 @@
           <w:p>
             <w:pPr>
               <w:bidi w:val="0"/>
+              <w:jc w:val="center"/>
               <w:rPr>
                 <w:rFonts w:ascii="Lucida Bright" w:hAnsi="Lucida Bright"/>
                 <w:sz w:val="36"/>
@@ -683,6 +726,7 @@
           <w:p>
             <w:pPr>
               <w:bidi w:val="0"/>
+              <w:jc w:val="center"/>
               <w:rPr>
                 <w:rFonts w:ascii="Lucida Bright" w:hAnsi="Lucida Bright"/>
                 <w:sz w:val="36"/>
@@ -702,6 +746,7 @@
         <w:tc>
           <w:tcPr>
             <w:tcW w:w="2311" w:type="dxa"/>
+            <w:vAlign w:val="center"/>
           </w:tcPr>
           <w:p>
             <w:pPr>
@@ -722,10 +767,10 @@
                 <w:lang w:val="en-GB" w:eastAsia="en-GB"/>
               </w:rPr>
               <w:drawing>
-                <wp:inline distT="0" distB="0" distL="0" distR="0" wp14:anchorId="3766B6CC" wp14:editId="1C55427F">
+                <wp:inline distT="0" distB="0" distL="0" distR="0" wp14:anchorId="36DB32E9" wp14:editId="40FC1147">
                   <wp:extent cx="1111249" cy="1866900"/>
                   <wp:effectExtent l="0" t="0" r="0" b="0"/>
-                  <wp:docPr id="2" name="Picture 2"/>
+                  <wp:docPr id="2" name="Picture 2" descr="A blue square with white lines on it&#10;&#10;AI-generated content may be incorrect."/>
                   <wp:cNvGraphicFramePr>
                     <a:graphicFrameLocks xmlns:a="http://schemas.openxmlformats.org/drawingml/2006/main" noChangeAspect="1"/>
                   </wp:cNvGraphicFramePr>
@@ -733,7 +778,7 @@
                     <a:graphicData uri="http://schemas.openxmlformats.org/drawingml/2006/picture">
                       <pic:pic xmlns:pic="http://schemas.openxmlformats.org/drawingml/2006/picture">
                         <pic:nvPicPr>
-                          <pic:cNvPr id="0" name="doc.png"/>
+                          <pic:cNvPr id="2" name="Picture 2" descr="A blue square with white lines on it&#10;&#10;AI-generated content may be incorrect."/>
                           <pic:cNvPicPr/>
                         </pic:nvPicPr>
                         <pic:blipFill>
@@ -768,10 +813,12 @@
         <w:tc>
           <w:tcPr>
             <w:tcW w:w="3210" w:type="dxa"/>
+            <w:vAlign w:val="center"/>
           </w:tcPr>
           <w:p>
             <w:pPr>
               <w:bidi w:val="0"/>
+              <w:jc w:val="center"/>
               <w:rPr>
                 <w:rFonts w:ascii="Lucida Bright" w:hAnsi="Lucida Bright"/>
                 <w:sz w:val="36"/>
@@ -782,6 +829,7 @@
           <w:p>
             <w:pPr>
               <w:bidi w:val="0"/>
+              <w:jc w:val="center"/>
               <w:rPr>
                 <w:rFonts w:ascii="Lucida Bright" w:hAnsi="Lucida Bright"/>
                 <w:sz w:val="36"/>
@@ -792,6 +840,7 @@
           <w:p>
             <w:pPr>
               <w:bidi w:val="0"/>
+              <w:jc w:val="center"/>
               <w:rPr>
                 <w:rFonts w:ascii="Lucida Bright" w:hAnsi="Lucida Bright"/>
                 <w:sz w:val="36"/>
@@ -837,10 +886,10 @@
                 <w:lang w:val="en-GB" w:eastAsia="en-GB"/>
               </w:rPr>
               <w:drawing>
-                <wp:inline distT="0" distB="0" distL="0" distR="0" wp14:anchorId="7D4A47CC" wp14:editId="7A2CB875">
+                <wp:inline distT="0" distB="0" distL="0" distR="0" wp14:anchorId="44D29106" wp14:editId="212FB31A">
                   <wp:extent cx="1636811" cy="2057400"/>
                   <wp:effectExtent l="0" t="0" r="1905" b="0"/>
-                  <wp:docPr id="8" name="Picture 8"/>
+                  <wp:docPr id="8" name="Picture 8" descr="A blue and white paper with a play button&#10;&#10;AI-generated content may be incorrect."/>
                   <wp:cNvGraphicFramePr>
                     <a:graphicFrameLocks xmlns:a="http://schemas.openxmlformats.org/drawingml/2006/main" noChangeAspect="1"/>
                   </wp:cNvGraphicFramePr>
@@ -848,7 +897,7 @@
                     <a:graphicData uri="http://schemas.openxmlformats.org/drawingml/2006/picture">
                       <pic:pic xmlns:pic="http://schemas.openxmlformats.org/drawingml/2006/picture">
                         <pic:nvPicPr>
-                          <pic:cNvPr id="0" name="video.png"/>
+                          <pic:cNvPr id="8" name="Picture 8" descr="A blue and white paper with a play button&#10;&#10;AI-generated content may be incorrect."/>
                           <pic:cNvPicPr/>
                         </pic:nvPicPr>
                         <pic:blipFill>
@@ -883,6 +932,7 @@
         <w:tc>
           <w:tcPr>
             <w:tcW w:w="3104" w:type="dxa"/>
+            <w:vAlign w:val="center"/>
           </w:tcPr>
           <w:p>
             <w:pPr>
@@ -893,42 +943,12 @@
                 <w:szCs w:val="36"/>
               </w:rPr>
             </w:pPr>
-          </w:p>
-          <w:p>
-            <w:pPr>
-              <w:bidi w:val="0"/>
+            <w:r>
               <w:rPr>
                 <w:rFonts w:ascii="Lucida Bright" w:hAnsi="Lucida Bright"/>
                 <w:sz w:val="36"/>
                 <w:szCs w:val="36"/>
               </w:rPr>
-            </w:pPr>
-          </w:p>
-          <w:p>
-            <w:pPr>
-              <w:bidi w:val="0"/>
-              <w:rPr>
-                <w:rFonts w:ascii="Lucida Bright" w:hAnsi="Lucida Bright"/>
-                <w:sz w:val="36"/>
-                <w:szCs w:val="36"/>
-              </w:rPr>
-            </w:pPr>
-          </w:p>
-          <w:p>
-            <w:pPr>
-              <w:bidi w:val="0"/>
-              <w:rPr>
-                <w:rFonts w:ascii="Lucida Bright" w:hAnsi="Lucida Bright"/>
-                <w:sz w:val="36"/>
-                <w:szCs w:val="36"/>
-              </w:rPr>
-            </w:pPr>
-            <w:r>
-              <w:rPr>
-                <w:rFonts w:ascii="Lucida Bright" w:hAnsi="Lucida Bright"/>
-                <w:sz w:val="36"/>
-                <w:szCs w:val="36"/>
-              </w:rPr>
               <w:t>_______________</w:t>
             </w:r>
           </w:p>
@@ -936,6 +956,7 @@
         <w:tc>
           <w:tcPr>
             <w:tcW w:w="2311" w:type="dxa"/>
+            <w:vAlign w:val="center"/>
           </w:tcPr>
           <w:p>
             <w:pPr>
@@ -958,10 +979,10 @@
                 <w:lang w:val="en-GB" w:eastAsia="en-GB"/>
               </w:rPr>
               <w:drawing>
-                <wp:inline distT="0" distB="0" distL="0" distR="0" wp14:anchorId="374C2ACF" wp14:editId="7817F27D">
+                <wp:inline distT="0" distB="0" distL="0" distR="0" wp14:anchorId="26159431" wp14:editId="24BAFBEE">
                   <wp:extent cx="1238250" cy="1704975"/>
                   <wp:effectExtent l="0" t="0" r="0" b="9525"/>
-                  <wp:docPr id="9" name="Picture 9"/>
+                  <wp:docPr id="9" name="Picture 9" descr="A black background with a black square&#10;&#10;AI-generated content may be incorrect."/>
                   <wp:cNvGraphicFramePr>
                     <a:graphicFrameLocks xmlns:a="http://schemas.openxmlformats.org/drawingml/2006/main" noChangeAspect="1"/>
                   </wp:cNvGraphicFramePr>
@@ -969,7 +990,7 @@
                     <a:graphicData uri="http://schemas.openxmlformats.org/drawingml/2006/picture">
                       <pic:pic xmlns:pic="http://schemas.openxmlformats.org/drawingml/2006/picture">
                         <pic:nvPicPr>
-                          <pic:cNvPr id="0" name="audio.png"/>
+                          <pic:cNvPr id="9" name="Picture 9" descr="A black background with a black square&#10;&#10;AI-generated content may be incorrect."/>
                           <pic:cNvPicPr/>
                         </pic:nvPicPr>
                         <pic:blipFill>
@@ -987,7 +1008,7 @@
                         <pic:spPr>
                           <a:xfrm>
                             <a:off x="0" y="0"/>
-                            <a:ext cx="1238660" cy="1705540"/>
+                            <a:ext cx="1238250" cy="1704975"/>
                           </a:xfrm>
                           <a:prstGeom prst="rect">
                             <a:avLst/>
@@ -1004,40 +1025,12 @@
         <w:tc>
           <w:tcPr>
             <w:tcW w:w="3210" w:type="dxa"/>
+            <w:vAlign w:val="center"/>
           </w:tcPr>
           <w:p>
             <w:pPr>
               <w:bidi w:val="0"/>
-              <w:rPr>
-                <w:rFonts w:ascii="Lucida Bright" w:hAnsi="Lucida Bright"/>
-                <w:sz w:val="36"/>
-                <w:szCs w:val="36"/>
-              </w:rPr>
-            </w:pPr>
-          </w:p>
-          <w:p>
-            <w:pPr>
-              <w:bidi w:val="0"/>
-              <w:rPr>
-                <w:rFonts w:ascii="Lucida Bright" w:hAnsi="Lucida Bright"/>
-                <w:sz w:val="36"/>
-                <w:szCs w:val="36"/>
-              </w:rPr>
-            </w:pPr>
-          </w:p>
-          <w:p>
-            <w:pPr>
-              <w:bidi w:val="0"/>
-              <w:rPr>
-                <w:rFonts w:ascii="Lucida Bright" w:hAnsi="Lucida Bright"/>
-                <w:sz w:val="36"/>
-                <w:szCs w:val="36"/>
-              </w:rPr>
-            </w:pPr>
-          </w:p>
-          <w:p>
-            <w:pPr>
-              <w:bidi w:val="0"/>
+              <w:jc w:val="center"/>
               <w:rPr>
                 <w:rFonts w:ascii="Lucida Bright" w:hAnsi="Lucida Bright"/>
                 <w:sz w:val="36"/>
@@ -1065,36 +1058,140 @@
           <w:szCs w:val="36"/>
         </w:rPr>
       </w:pPr>
-    </w:p>
-    <w:p>
-      <w:pPr>
-        <w:bidi w:val="0"/>
+      <w:r>
         <w:rPr>
           <w:rFonts w:ascii="Lucida Bright" w:hAnsi="Lucida Bright"/>
+          <w:noProof/>
           <w:sz w:val="36"/>
           <w:szCs w:val="36"/>
         </w:rPr>
-      </w:pPr>
-    </w:p>
-    <w:p>
-      <w:pPr>
-        <w:bidi w:val="0"/>
-        <w:rPr>
-          <w:rFonts w:ascii="Lucida Bright" w:hAnsi="Lucida Bright"/>
-          <w:sz w:val="36"/>
-          <w:szCs w:val="36"/>
-        </w:rPr>
-      </w:pPr>
-    </w:p>
-    <w:p>
-      <w:pPr>
-        <w:bidi w:val="0"/>
-        <w:rPr>
-          <w:rFonts w:ascii="Lucida Bright" w:hAnsi="Lucida Bright"/>
-          <w:sz w:val="36"/>
-          <w:szCs w:val="36"/>
-        </w:rPr>
-      </w:pPr>
+        <mc:AlternateContent>
+          <mc:Choice Requires="wps">
+            <w:drawing>
+              <wp:anchor distT="45720" distB="45720" distL="114300" distR="114300" simplePos="0" relativeHeight="251649024" behindDoc="0" locked="0" layoutInCell="1" allowOverlap="1" wp14:anchorId="20D99B0E" wp14:editId="1A8D053B">
+                <wp:simplePos x="0" y="0"/>
+                <wp:positionH relativeFrom="column">
+                  <wp:posOffset>1974215</wp:posOffset>
+                </wp:positionH>
+                <wp:positionV relativeFrom="paragraph">
+                  <wp:posOffset>1187450</wp:posOffset>
+                </wp:positionV>
+                <wp:extent cx="2360930" cy="1404620"/>
+                <wp:effectExtent l="0" t="0" r="19050" b="24130"/>
+                <wp:wrapNone/>
+                <wp:docPr id="217" name="Text Box 2"/>
+                <wp:cNvGraphicFramePr>
+                  <a:graphicFrameLocks xmlns:a="http://schemas.openxmlformats.org/drawingml/2006/main"/>
+                </wp:cNvGraphicFramePr>
+                <a:graphic xmlns:a="http://schemas.openxmlformats.org/drawingml/2006/main">
+                  <a:graphicData uri="http://schemas.microsoft.com/office/word/2010/wordprocessingShape">
+                    <wps:wsp>
+                      <wps:cNvSpPr txBox="1">
+                        <a:spLocks noChangeArrowheads="1"/>
+                      </wps:cNvSpPr>
+                      <wps:spPr bwMode="auto">
+                        <a:xfrm>
+                          <a:off x="0" y="0"/>
+                          <a:ext cx="2360930" cy="1404620"/>
+                        </a:xfrm>
+                        <a:prstGeom prst="rect">
+                          <a:avLst/>
+                        </a:prstGeom>
+                        <a:solidFill>
+                          <a:srgbClr val="FFFFFF"/>
+                        </a:solidFill>
+                        <a:ln w="9525">
+                          <a:solidFill>
+                            <a:srgbClr val="000000"/>
+                          </a:solidFill>
+                          <a:miter lim="800000"/>
+                          <a:headEnd/>
+                          <a:tailEnd/>
+                        </a:ln>
+                      </wps:spPr>
+                      <wps:txbx>
+                        <w:txbxContent>
+                          <w:p>
+                            <w:pPr>
+                              <w:bidi w:val="0"/>
+                              <w:jc w:val="center"/>
+                              <w:rPr>
+                                <w:rFonts w:ascii="Lucida Bright" w:hAnsi="Lucida Bright"/>
+                                <w:b/>
+                                <w:bCs/>
+                                <w:sz w:val="72"/>
+                                <w:szCs w:val="72"/>
+                              </w:rPr>
+                            </w:pPr>
+                            <w:r>
+                              <w:rPr>
+                                <w:rFonts w:ascii="Lucida Bright" w:hAnsi="Lucida Bright"/>
+                                <w:b/>
+                                <w:bCs/>
+                                <w:sz w:val="72"/>
+                                <w:szCs w:val="72"/>
+                              </w:rPr>
+                              <w:t>Good Luck</w:t>
+                            </w:r>
+                          </w:p>
+                          <w:p/>
+                        </w:txbxContent>
+                      </wps:txbx>
+                      <wps:bodyPr rot="0" vert="horz" wrap="square" lIns="91440" tIns="45720" rIns="91440" bIns="45720" anchor="t" anchorCtr="0">
+                        <a:spAutoFit/>
+                      </wps:bodyPr>
+                    </wps:wsp>
+                  </a:graphicData>
+                </a:graphic>
+                <wp14:sizeRelH relativeFrom="margin">
+                  <wp14:pctWidth>40000</wp14:pctWidth>
+                </wp14:sizeRelH>
+                <wp14:sizeRelV relativeFrom="margin">
+                  <wp14:pctHeight>20000</wp14:pctHeight>
+                </wp14:sizeRelV>
+              </wp:anchor>
+            </w:drawing>
+          </mc:Choice>
+          <mc:Fallback>
+            <w:pict>
+              <v:shapetype w14:anchorId="20D99B0E" id="_x0000_t202" coordsize="21600,21600" o:spt="202" path="m,l,21600r21600,l21600,xe">
+                <v:stroke joinstyle="miter"/>
+                <v:path gradientshapeok="t" o:connecttype="rect"/>
+              </v:shapetype>
+              <v:shape id="Text Box 2" o:spid="_x0000_s1026" type="#_x0000_t202" style="position:absolute;margin-left:155.45pt;margin-top:93.5pt;width:185.9pt;height:110.6pt;z-index:251649024;visibility:visible;mso-wrap-style:square;mso-width-percent:400;mso-height-percent:200;mso-wrap-distance-left:9pt;mso-wrap-distance-top:3.6pt;mso-wrap-distance-right:9pt;mso-wrap-distance-bottom:3.6pt;mso-position-horizontal:absolute;mso-position-horizontal-relative:text;mso-position-vertical:absolute;mso-position-vertical-relative:text;mso-width-percent:400;mso-height-percent:200;mso-width-relative:margin;mso-height-relative:margin;v-text-anchor:top" o:gfxdata="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">
+                <v:textbox style="mso-fit-shape-to-text:t">
+                  <w:txbxContent>
+                    <w:p>
+                      <w:pPr>
+                        <w:bidi w:val="0"/>
+                        <w:jc w:val="center"/>
+                        <w:rPr>
+                          <w:rFonts w:ascii="Lucida Bright" w:hAnsi="Lucida Bright"/>
+                          <w:b/>
+                          <w:bCs/>
+                          <w:sz w:val="72"/>
+                          <w:szCs w:val="72"/>
+                        </w:rPr>
+                      </w:pPr>
+                      <w:r>
+                        <w:rPr>
+                          <w:rFonts w:ascii="Lucida Bright" w:hAnsi="Lucida Bright"/>
+                          <w:b/>
+                          <w:bCs/>
+                          <w:sz w:val="72"/>
+                          <w:szCs w:val="72"/>
+                        </w:rPr>
+                        <w:t>Good Luck</w:t>
+                      </w:r>
+                    </w:p>
+                    <w:p/>
+                  </w:txbxContent>
+                </v:textbox>
+              </v:shape>
+            </w:pict>
+          </mc:Fallback>
+        </mc:AlternateContent>
+      </w:r>
     </w:p>
     <w:sectPr>
       <w:headerReference w:type="default" r:id="rId11"/>
@@ -1166,7 +1263,7 @@
         <wp:inline distT="0" distB="0" distL="0" distR="0" wp14:anchorId="4CEA2919" wp14:editId="4B50BB98">
           <wp:extent cx="6858000" cy="975360"/>
           <wp:effectExtent l="0" t="0" r="0" b="0"/>
-          <wp:docPr id="1946312828" name="صورة 1"/>
+          <wp:docPr id="2144029153" name="صورة 1"/>
           <wp:cNvGraphicFramePr>
             <a:graphicFrameLocks xmlns:a="http://schemas.openxmlformats.org/drawingml/2006/main" noChangeAspect="1"/>
           </wp:cNvGraphicFramePr>
@@ -1620,7 +1717,6 @@
   <w:style w:type="character" w:default="1" w:styleId="DefaultParagraphFont">
     <w:name w:val="Default Paragraph Font"/>
     <w:uiPriority w:val="1"/>
-    <w:semiHidden/>
     <w:unhideWhenUsed/>
   </w:style>
   <w:style w:type="table" w:default="1" w:styleId="TableNormal">
@@ -2043,7 +2139,7 @@
 </file>
 
 <file path=customXml/itemProps1.xml><?xml version="1.0" encoding="utf-8"?>
-<ds:datastoreItem xmlns:ds="http://schemas.openxmlformats.org/officeDocument/2006/customXml" ds:itemID="{45E00E4D-138C-4564-A07B-786A82941341}">
+<ds:datastoreItem xmlns:ds="http://schemas.openxmlformats.org/officeDocument/2006/customXml" ds:itemID="{2324520D-4118-42FB-AB4C-EDC1F1BA75B1}">
   <ds:schemaRefs>
     <ds:schemaRef ds:uri="http://schemas.openxmlformats.org/officeDocument/2006/bibliography"/>
   </ds:schemaRefs>
